--- a/१७.कठमुल्ले का Document.docx
+++ b/१७.कठमुल्ले का Document.docx
@@ -115,6 +115,34 @@
     </w:p>
     <w:p>
       <w:pPr>
+        <w:spacing w:after="0"/>
+        <w:jc w:val="both"/>
+      </w:pPr>
+      <w:r>
+        <w:rPr>
+          <w:rFonts w:ascii="Mangal" w:hAnsi="Mangal" w:cs="Mangal" w:eastAsia="Mangal"/>
+          <w:b/>
+          <w:sz w:val="24"/>
+        </w:rPr>
+        <w:t>शीर्षक पाठ की व्यंग्यात्मकता को संक्षेप में स्पष्ट कीजिए</w:t>
+      </w:r>
+    </w:p>
+    <w:p>
+      <w:pPr>
+        <w:spacing w:after="0"/>
+        <w:jc w:val="both"/>
+      </w:pPr>
+      <w:r>
+        <w:rPr>
+          <w:rFonts w:ascii="Mangal" w:hAnsi="Mangal" w:cs="Mangal" w:eastAsia="Mangal"/>
+          <w:b w:val="0"/>
+          <w:sz w:val="24"/>
+        </w:rPr>
+        <w:t>इस व्यंग्य में जेल से लौटा चोर अपनी पुरानी चोरी छोड़ने का दावा करता है, लेकिन उसके नए तरीकों और योजनाओं से स्पष्ट होता है कि उसका मूल उद्देश्य नहीं बदला। वह अपराध को “आधुनिक”, “वैधानिक” और संगठित रूप देने की भाषा बोलता है। लेखक अपराधियों की अवसरवादी आत्म-छवि, उनके राजनीतिक-संगठनात्मक रूपांतरण और उन्हें विकल्प न देने वाली सामाजिक-आर्थिक परिस्थिति पर कटाक्ष करते हैं।</w:t>
+      </w:r>
+    </w:p>
+    <w:p>
+      <w:pPr>
         <w:rPr>
           <w:rFonts w:cs="Mangal"/>
           <w:b/>
@@ -693,15 +721,99 @@
     </w:p>
     <w:p>
       <w:pPr>
-        <w:rPr>
-          <w:rFonts w:cs="Mangal"/>
-          <w:b/>
-          <w:bCs/>
-          <w:szCs w:val="24"/>
-        </w:rPr>
+        <w:spacing w:after="0"/>
+        <w:jc w:val="both"/>
       </w:pPr>
       <w:r>
         <w:rPr>
+          <w:rFonts w:ascii="Mangal" w:hAnsi="Mangal" w:cs="Mangal" w:eastAsia="Mangal"/>
+          <w:b/>
+          <w:sz w:val="24"/>
+        </w:rPr>
+        <w:t>पंक्तियों की व्यंग्यात्मकता को विस्तृत रूप में स्पष्ट कीजिए</w:t>
+      </w:r>
+    </w:p>
+    <w:p>
+      <w:pPr>
+        <w:spacing w:after="0"/>
+        <w:jc w:val="both"/>
+      </w:pPr>
+      <w:r>
+        <w:rPr>
+          <w:rFonts w:ascii="Mangal" w:hAnsi="Mangal" w:cs="Mangal" w:eastAsia="Mangal"/>
+          <w:b w:val="0"/>
+          <w:sz w:val="24"/>
+        </w:rPr>
+        <w:t>चोर स्वीकार करता है कि जेल के बाद उसका तरीका बदलेगा, पर लक्ष्य पुराने चोर जैसा ही रहेगा। “मन” और “लक्ष्य” की यह उलझी हुई दलील सुधार का दावा करते हुए भी अपराध की निरंतरता उजागर करती है। नए नाम, भाषा और ढंग के पीछे वही स्वार्थ छिपा है; यही आत्मविरोध व्यंग्य पैदा करता है।</w:t>
+      </w:r>
+    </w:p>
+    <w:p>
+      <w:pPr>
+        <w:spacing w:after="0"/>
+        <w:jc w:val="both"/>
+      </w:pPr>
+      <w:r>
+        <w:rPr>
+          <w:rFonts w:ascii="Mangal" w:hAnsi="Mangal" w:cs="Mangal" w:eastAsia="Mangal"/>
+          <w:b/>
+          <w:sz w:val="24"/>
+        </w:rPr>
+        <w:t>इसमें मुख्य व्यंग्य कौन-सा है?</w:t>
+      </w:r>
+    </w:p>
+    <w:p>
+      <w:pPr>
+        <w:spacing w:after="0"/>
+        <w:jc w:val="both"/>
+      </w:pPr>
+      <w:r>
+        <w:rPr>
+          <w:rFonts w:ascii="Mangal" w:hAnsi="Mangal" w:cs="Mangal" w:eastAsia="Mangal"/>
+          <w:b w:val="0"/>
+          <w:sz w:val="24"/>
+        </w:rPr>
+        <w:t>मुख्य व्यंग्य अपराधी के खोखले सुधार-दावे पर है। वह चोरी को छोड़ने के बजाय उसे अधिक आधुनिक और कम जोखिम वाला बनाने की बात करता है, मानो तरीका बदलने से अपराध निर्दोष हो जाए।</w:t>
+      </w:r>
+    </w:p>
+    <w:p>
+      <w:pPr>
+        <w:spacing w:after="0"/>
+        <w:jc w:val="both"/>
+      </w:pPr>
+      <w:r>
+        <w:rPr>
+          <w:rFonts w:ascii="Mangal" w:hAnsi="Mangal" w:cs="Mangal" w:eastAsia="Mangal"/>
+          <w:b/>
+          <w:sz w:val="24"/>
+        </w:rPr>
+        <w:t>लेखक क्या परिवर्तन चाहते हैं?</w:t>
+      </w:r>
+    </w:p>
+    <w:p>
+      <w:pPr>
+        <w:spacing w:after="0"/>
+        <w:jc w:val="both"/>
+      </w:pPr>
+      <w:r>
+        <w:rPr>
+          <w:rFonts w:ascii="Mangal" w:hAnsi="Mangal" w:cs="Mangal" w:eastAsia="Mangal"/>
+          <w:b w:val="0"/>
+          <w:sz w:val="24"/>
+        </w:rPr>
+        <w:t>लेखक संकेत करते हैं कि केवल दिखावटी पश्चाताप या अपराध का नया रूप पर्याप्त नहीं। ईमानदार पुनर्वास, वैध आजीविका और कानून के प्रति वास्तविक जवाबदेही होनी चाहिए।</w:t>
+      </w:r>
+    </w:p>
+    <w:p>
+      <w:pPr>
+        <w:rPr>
+          <w:rFonts w:cs="Mangal"/>
+          <w:b/>
+          <w:bCs/>
+          <w:szCs w:val="24"/>
+        </w:rPr>
+      </w:pPr>
+      <w:r>
+        <w:rPr>
           <w:rFonts w:cs="Mangal"/>
           <w:b/>
           <w:bCs/>
@@ -1216,6 +1328,90 @@
           <w:cs/>
         </w:rPr>
         <w:t>)</w:t>
+      </w:r>
+    </w:p>
+    <w:p>
+      <w:pPr>
+        <w:spacing w:after="0"/>
+        <w:jc w:val="both"/>
+      </w:pPr>
+      <w:r>
+        <w:rPr>
+          <w:rFonts w:ascii="Mangal" w:hAnsi="Mangal" w:cs="Mangal" w:eastAsia="Mangal"/>
+          <w:b/>
+          <w:sz w:val="24"/>
+        </w:rPr>
+        <w:t>पंक्तियों की व्यंग्यात्मकता को विस्तृत रूप में स्पष्ट कीजिए</w:t>
+      </w:r>
+    </w:p>
+    <w:p>
+      <w:pPr>
+        <w:spacing w:after="0"/>
+        <w:jc w:val="both"/>
+      </w:pPr>
+      <w:r>
+        <w:rPr>
+          <w:rFonts w:ascii="Mangal" w:hAnsi="Mangal" w:cs="Mangal" w:eastAsia="Mangal"/>
+          <w:b w:val="0"/>
+          <w:sz w:val="24"/>
+        </w:rPr>
+        <w:t>राष्ट्रीय स्तर पर सभी गैंगों के चोरों को एक दल में जोड़ने की योजना को संगठन और जनसेवा की भाषा में कहना हास्यास्पद है। “माननीय” और “सम्माननीय” जैसे संबोधन अपराध-जगत की सत्ता-लालसा को राजनीतिक वैधता का आवरण देते हैं।</w:t>
+      </w:r>
+    </w:p>
+    <w:p>
+      <w:pPr>
+        <w:spacing w:after="0"/>
+        <w:jc w:val="both"/>
+      </w:pPr>
+      <w:r>
+        <w:rPr>
+          <w:rFonts w:ascii="Mangal" w:hAnsi="Mangal" w:cs="Mangal" w:eastAsia="Mangal"/>
+          <w:b/>
+          <w:sz w:val="24"/>
+        </w:rPr>
+        <w:t>इसमें मुख्य व्यंग्य कौन-सा है?</w:t>
+      </w:r>
+    </w:p>
+    <w:p>
+      <w:pPr>
+        <w:spacing w:after="0"/>
+        <w:jc w:val="both"/>
+      </w:pPr>
+      <w:r>
+        <w:rPr>
+          <w:rFonts w:ascii="Mangal" w:hAnsi="Mangal" w:cs="Mangal" w:eastAsia="Mangal"/>
+          <w:b w:val="0"/>
+          <w:sz w:val="24"/>
+        </w:rPr>
+        <w:t>मुख्य व्यंग्य अपराधी गिरोहों के राजनीतिक दल-जैसे गठजोड़ और अपराध को संस्थागत रूप देकर सम्मान हासिल करने की कोशिश पर है। चोरी का लक्ष्य न बदलना और उसे राष्ट्रीय संगठन में बदलना इस विडंबना को तीखा करता है।</w:t>
+      </w:r>
+    </w:p>
+    <w:p>
+      <w:pPr>
+        <w:spacing w:after="0"/>
+        <w:jc w:val="both"/>
+      </w:pPr>
+      <w:r>
+        <w:rPr>
+          <w:rFonts w:ascii="Mangal" w:hAnsi="Mangal" w:cs="Mangal" w:eastAsia="Mangal"/>
+          <w:b/>
+          <w:sz w:val="24"/>
+        </w:rPr>
+        <w:t>लेखक क्या परिवर्तन चाहते हैं?</w:t>
+      </w:r>
+    </w:p>
+    <w:p>
+      <w:pPr>
+        <w:spacing w:after="0"/>
+        <w:jc w:val="both"/>
+      </w:pPr>
+      <w:r>
+        <w:rPr>
+          <w:rFonts w:ascii="Mangal" w:hAnsi="Mangal" w:cs="Mangal" w:eastAsia="Mangal"/>
+          <w:b w:val="0"/>
+          <w:sz w:val="24"/>
+        </w:rPr>
+        <w:t>लेखक चाहते हैं कि अपराध को सम्मानजनक नाम या राजनीतिक संरक्षण देकर सामान्य न बनाया जाए। अपराधियों के पुनर्वास के साथ-साथ संगठित अपराध और उसके संरक्षण पर प्रभावी कार्रवाई हो।</w:t>
       </w:r>
     </w:p>
     <w:p>
